--- a/architecture/TargetArchitecture/6_RefactorPlan.docx
+++ b/architecture/TargetArchitecture/6_RefactorPlan.docx
@@ -33,6 +33,24 @@
     <w:p>
       <w:r>
         <w:t>Artifact 6 of 6. The five architecture documents state the target. This states how the code gets there, in what order, and what proves each step.</w:t>
+      </w:r>
+    </w:p>
+    <w:p>
+      <w:pPr/>
+      <w:r>
+        <w:t>What this plan builds, and what it moves into. The five architectures name the target's new components — the Gate, the UniversalNavigator in SharedServices, its per-satellite UniversalNavigatorProxy, the UtteranceManager, and the one-record tool registry generated from source at build. This plan does not stand those up; it migrates FindCare's capability contracts into that topology. Standing up the components, and generating the registry, belong to the reference and to a later artifact, and are out of scope here the way §6 scopes out EvaluateCare — named, so their absence is a decision and not an oversight. Where each capability finally runs — co-resident with the main, or a satellite reached through the proxy — is a deployment fact tuned from the ledger's timings, not a phase here; the tools are location-blind either way.</w:t>
+      </w:r>
+    </w:p>
+    <w:p>
+      <w:pPr/>
+      <w:r>
+        <w:t>Three target placements this plan inherits rather than invents. Session maintenance, session timeouts and session security, the shared library's serial deterministic merge, and the render ledger — which reconciles a page against that page's required_members within a completeness budget, answering a timeout in layman's terms and raising on a merge conflict or a dead required member — move out of app.py into the UniversalNavigator, not into any capability module. The five call types — tool_to_tool, third_party_callback, static_witness, client_sessioned, internal_callback — are the closed set every route named below is an instance of, each carrying its proof and its timeout facts. And the four artifacts that carry the map's job today — the tool contracts, the dispatch table, the router's allowlist, and the UtteranceManager's routing prompt — converge into that one registry: presence in it is the allowlist, subscriptions are the dispatch table, and the prompt fragments assemble the routing table.</w:t>
+      </w:r>
+    </w:p>
+    <w:p>
+      <w:pPr/>
+      <w:r>
+        <w:t xml:space="preserve">The flows the target runs are the seams these phases draw. The target names twelve: six by request type, one for each way a call crosses our boundary, and six by page, one for each thing the application constructs. A request-type flow is triaged at the UniversalNavigator by the proof its route declares — the client_sessioned utterance and the client_sessioned gesture on a session token, the tool_to_tool hop on none, the internal_callback on our own signature, the third_party_callback on a kept api_key, the static_witness on none — while the Gate verifies none of it and dispatches only to the navigator. A page-type flow — care giver, facility, clinical trial, and the three details — is reconciled by the render ledger against that page's required_members within its completeness budget. This plan does not draw the sequence diagrams; those are the reference's, one per flow. It draws the seams: Phase 1 and the route split carry the client_sessioned, tool_to_tool and internal_callback types onto the base contract and the throw discipline, Phase 5a carries the third_party_callback and the static_witness, and the page seams land as each migrated capability becomes a member of the page it composes. A capability that has moved but names no page it belongs to is a seam half-drawn, and the check that catches it is the registry's page-membership rule, not this plan's.</w:t>
       </w:r>
     </w:p>
     <w:p>
@@ -872,7 +890,7 @@
     </w:p>
     <w:p>
       <w:r>
-        <w:t>tool modules on disk, and the declaration; fails in either direction — a tool that runs and is not declared, or is declared and not reachable.</w:t>
+        <w:t>tool modules on disk, and the declaration; fails in either direction — a tool that runs and is not declared, or is declared and not reachable. At the target this gate's inputs converge into the one registry: the router's dispatch table becomes the registry's subscriptions and the declaration becomes the registry entry, so declared-equals-dispatched is one document checked against the disk.</w:t>
       </w:r>
     </w:p>
     <w:p>
@@ -930,6 +948,12 @@
       </w:r>
     </w:p>
     <w:p>
+      <w:pPr/>
+      <w:r>
+        <w:t>The same contract is where the classifier retires. The hand-maintained classifier prompt, the intent taxonomy and the classification machinery do not survive the target: they become the UtteranceManager's cached preamble plus the registry-assembled fragments, answered in one model call, with user-facing prose a separate tool. This plan does not build the UtteranceManager, but a capability whose search moves onto the base contract is a capability whose classifier retires as its routes go, so the seam is drawn here and closed where the registry lands.</w:t>
+      </w:r>
+    </w:p>
+    <w:p>
       <w:r>
         <w:t>This is first among the changes because splitting fourteen routes without it produces five modules that disagree in the same ways the fourteen routes disagree now.</w:t>
       </w:r>
@@ -2011,7 +2035,7 @@
               <w:rPr>
                 <w:sz w:val="22"/>
               </w:rPr>
-              <w:t>the service runtime</w:t>
+              <w:t>the service runtime — /welcome here is superseded by Phase 5a, which routes it through a Gate op and then deletes the route</w:t>
             </w:r>
           </w:p>
         </w:tc>
@@ -2041,7 +2065,7 @@
         <w:t>Order within the phase: the detail routes first</w:t>
       </w:r>
       <w:r>
-        <w:t xml:space="preserve"> — smallest, best covered by tests — to prove the pattern before the search routes move. Each capability conforms to Phase 1's contract as it moves.</w:t>
+        <w:t xml:space="preserve"> — smallest, best covered by tests — to prove the pattern before the search routes move. Each capability conforms to Phase 1's contract as it moves. And each conforms to the throw discipline the architectures set: a tool in the middle re-raises to the navigator that called it and never swallows, so every failure ends where it can be classified, logged and answered.</w:t>
       </w:r>
     </w:p>
     <w:p>
@@ -2576,7 +2600,13 @@
         <w:t>EPIC-002-F-004-S-001-REQ-B-001</w:t>
       </w:r>
       <w:r>
-        <w:t xml:space="preserve"> now requires that a request the firm does not originate arrives at a URI the Gate owns, with the Gate collecting the request facts and dispatching to the tool that handles it.</w:t>
+        <w:t xml:space="preserve"> now requires that a request the firm does not originate arrives at a URI the Gate owns, with the Gate collecting the request facts and handing them to the UniversalNavigator, which dispatches to the tool that handles it. The Gate is a proxy: it dispatches to nothing but the navigator, and the navigator is the only node that takes external traffic.</w:t>
+      </w:r>
+    </w:p>
+    <w:p>
+      <w:pPr/>
+      <w:r>
+        <w:t>One divergence to hand up. The sentence above follows the target design, where the Gate is a dumb proxy and the UniversalNavigator dispatches. If REQ-B-001's own text instead places the dispatch on the Gate, the requirement and the design disagree; the requirement is authoritative, and which one governs is yours to resolve, not mine to settle inside this plan.</w:t>
       </w:r>
     </w:p>
     <w:tbl>
@@ -2677,7 +2707,7 @@
               <w:rPr>
                 <w:sz w:val="22"/>
               </w:rPr>
-              <w:t xml:space="preserve"> the callback already verifies; dispatch to the OAuth tool</w:t>
+              <w:t xml:space="preserve"> the callback already verifies; hand it to the UniversalNavigator, which dispatches the OAuth tool</w:t>
             </w:r>
           </w:p>
         </w:tc>
@@ -2865,7 +2895,7 @@
         <w:t>Proof:</w:t>
       </w:r>
       <w:r>
-        <w:t xml:space="preserve"> every client-reachable route outside the Gate is either dispatched through it or gone, and a check enumerates the routes each service exposes and compares them against the Gate's dispatch map.</w:t>
+        <w:t xml:space="preserve"> every client-reachable route outside the Gate is either dispatched through it or gone, and a check enumerates the routes each service exposes and compares them against the Gate's dispatch map. At the target that dispatch map is the registry's routes — the same closed set of five call types, each with its proof — so this check becomes the registry's rather than a parallel map maintained beside it.</w:t>
       </w:r>
     </w:p>
     <w:p>
@@ -3401,7 +3431,7 @@
         <w:t>It does not change what a person sees</w:t>
       </w:r>
       <w:r>
-        <w:t>, until Phase 4 adds the facility taxonomy panel. Every phase before that is structural.</w:t>
+        <w:t>, until Phase 5 adds the facility taxonomy panel. Every phase before that is structural.</w:t>
       </w:r>
     </w:p>
     <w:p>

--- a/architecture/TargetArchitecture/6_RefactorPlan.docx
+++ b/architecture/TargetArchitecture/6_RefactorPlan.docx
@@ -50,7 +50,99 @@
     <w:p>
       <w:pPr/>
       <w:r>
-        <w:t xml:space="preserve">The flows the target runs are the seams these phases draw. The target names twelve: six by request type, one for each way a call crosses our boundary, and six by page, one for each thing the application constructs. A request-type flow is triaged at the UniversalNavigator by the proof its route declares — the client_sessioned utterance and the client_sessioned gesture on a session token, the tool_to_tool hop on none, the internal_callback on our own signature, the third_party_callback on a kept api_key, the static_witness on none — while the Gate verifies none of it and dispatches only to the navigator. A page-type flow — care giver, facility, clinical trial, and the three details — is reconciled by the render ledger against that page's required_members within its completeness budget. This plan does not draw the sequence diagrams; those are the reference's, one per flow. It draws the seams: Phase 1 and the route split carry the client_sessioned, tool_to_tool and internal_callback types onto the base contract and the throw discipline, Phase 5a carries the third_party_callback and the static_witness, and the page seams land as each migrated capability becomes a member of the page it composes. A capability that has moved but names no page it belongs to is a seam half-drawn, and the check that catches it is the registry's page-membership rule, not this plan's.</w:t>
+        <w:t>The flows the target runs are the seams these phases draw. The target names nine: six by request type, one for each way a call crosses our boundary, and three by page, one for each thing the application constructs. A request-type flow is triaged at the UniversalNavigator by the proof its route declares — the client_sessioned utterance and the client_sessioned gesture on a session token, the tool_to_tool hop on none, the internal_callback on our own signature, the third_party_callback on a kept api_key, the static_witness on none — while the Gate verifies none of it and dispatches only to the navigator. A page-type flow — individualProvider, facility, and clinicalTrial — is reconciled by the render ledger against that page's required_members within its completeness budget; a detail or a specialty filter is a member of a page, not a page of its own, so a page showing only its NUCC specialty filter is incomplete, and closing that page's required_members is the UniversalNavigator's job. This plan does not draw the sequence diagrams; those are the reference's, one per flow. It draws the seams: Phase 1 and the route split carry the client_sessioned, tool_to_tool and internal_callback types onto the base contract and the throw discipline, Phase 5a carries the third_party_callback and the static_witness, and the page seams land as each migrated capability becomes a member of the page it composes. A capability that has moved but names no page it belongs to is a seam half-drawn, and the check that catches it is the registry's page-membership rule, not this plan's.</w:t>
+      </w:r>
+    </w:p>
+    <w:p>
+      <w:pPr>
+        <w:pStyle w:val="Heading2"/>
+      </w:pPr>
+      <w:r>
+        <w:t xml:space="preserve">The essence: code becomes data</w:t>
+      </w:r>
+    </w:p>
+    <w:p>
+      <w:r>
+        <w:t xml:space="preserve">Operator directive, 2026-09-15. The five architectures name the target’s shape; this states its essence. Every path in the codebase migrates onto one flow: a trivial HTTP Gate, then a capable router — the UniversalNavigator, or the ClientRouter on the client side — then, when the turn needs to converse, the UtteranceManager. No path bypasses the Gate. Capability lives in the router, never in the leaf tools and never in the client.</w:t>
+      </w:r>
+    </w:p>
+    <w:p>
+      <w:r>
+        <w:rPr>
+          <w:b/>
+        </w:rPr>
+        <w:t xml:space="preserve">Metadata drives every tool.</w:t>
+      </w:r>
+      <w:r>
+        <w:t xml:space="preserve"> A tool’s behaviour is configured by the tool registry and the pages and members it declares in Mongo (ChatHealthyConfig), not by branching in code. This is the refactor’s essence: a great deal of what is hardcoded logic and config today moves out of the code and into Mongo as data. Current capabilities and the code beneath them change substantially as a result — this plan’s file moves are the mechanical half of a change whose real subject is code becoming data.</w:t>
+      </w:r>
+    </w:p>
+    <w:p>
+      <w:r>
+        <w:rPr>
+          <w:b/>
+        </w:rPr>
+        <w:t xml:space="preserve">The pilot — the chat transcript.</w:t>
+      </w:r>
+      <w:r>
+        <w:t xml:space="preserve"> The first concrete instance of this architecture is the scrolling, per-speaker conversation surface built above the prompt: it refactors the scattered prose divs into one transcript sourced from the Mongo conversation history and flowing through Gate → router → render ledger. It is exemplar #1, and the pattern radiates outward from it.</w:t>
+      </w:r>
+    </w:p>
+    <w:p>
+      <w:r>
+        <w:rPr>
+          <w:b/>
+        </w:rPr>
+        <w:t xml:space="preserve">The radiation path.</w:t>
+      </w:r>
+      <w:r>
+        <w:t xml:space="preserve"> From the transcript surface the same shape reaches the remaining surfaces in turn — the search result lists, the detail panels, the filter and geo panels — each migrated off its own inline rendering and onto Gate → router → UtteranceManager and the render ledger, and each driven by registry metadata rather than in-code branching. The phases below are the order in which that radiation is carried out and measured.</w:t>
+      </w:r>
+    </w:p>
+    <w:p>
+      <w:pPr>
+        <w:pStyle w:val="Heading3"/>
+      </w:pPr>
+      <w:r>
+        <w:t xml:space="preserve">A Rule-065 enforcement holds this architecture</w:t>
+      </w:r>
+    </w:p>
+    <w:p>
+      <w:r>
+        <w:t xml:space="preserve">Operator, 2026-09-15. A new Rule-065 pre-commit enforcement — its own worker, because one concern is one rule and one enforcement — gates the migrated architecture on three properties: tools are metadata-driven; config and data that belongs in Mongo is not hardcoded as literals in code; and paths flow Gate → router → UtteranceManager rather than bypassing the Gate. It needs a rule_statement under Rule-065 tracing to a requirement; the precise invariant is the operator’s to author.</w:t>
+      </w:r>
+    </w:p>
+    <w:p>
+      <w:r>
+        <w:rPr>
+          <w:b/>
+        </w:rPr>
+        <w:t xml:space="preserve">Sequencing.</w:t>
+      </w:r>
+      <w:r>
+        <w:t xml:space="preserve"> The enforcement cannot be turned on against un-migrated code — it would fail almost everywhere. It is scoped to the migrated surfaces first and widened as the migration radiates; codebase-wide enablement is the finish line, not the starting gun.</w:t>
+      </w:r>
+    </w:p>
+    <w:p>
+      <w:r>
+        <w:rPr>
+          <w:b/>
+        </w:rPr>
+        <w:t xml:space="preserve">First invariant, authored by the operator 2026-09-15 (the transcript pilot’s acceptance property).</w:t>
+      </w:r>
+      <w:r>
+        <w:t xml:space="preserve"> There is exactly one conversation record on the screen — the single transcript. Every conversational message, the user’s and the model’s alike, appends to that one record and nowhere else; a commit fails if any message path renders a conversational message outside the single transcript.</w:t>
+      </w:r>
+    </w:p>
+    <w:p>
+      <w:r>
+        <w:rPr>
+          <w:b/>
+        </w:rPr>
+        <w:t xml:space="preserve">Enforceable shape.</w:t>
+      </w:r>
+      <w:r>
+        <w:t xml:space="preserve"> The static half — exactly one transcript surface in the React source, all conversational-message rendering flowing through it, no stray prose divs — is a pre-commit structural scan. The behavioural half — that a user message actually appends at runtime — is a required Playwright check the gate runs.</w:t>
       </w:r>
     </w:p>
     <w:p>
@@ -197,634 +289,51 @@
         <w:pStyle w:val="Heading2"/>
       </w:pPr>
       <w:r>
-        <w:t>2. Four decisions I cannot take</w:t>
+        <w:t>3. The phases</w:t>
       </w:r>
     </w:p>
     <w:p>
       <w:r>
-        <w:t>Each is architecture. Each blocks a phase. None is large.</w:t>
+        <w:drawing>
+          <wp:inline xmlns:a="http://schemas.openxmlformats.org/drawingml/2006/main" xmlns:pic="http://schemas.openxmlformats.org/drawingml/2006/picture">
+            <wp:extent cx="5486400" cy="867596"/>
+            <wp:docPr id="103" name="mig_code_tree.png"/>
+            <wp:cNvGraphicFramePr>
+              <a:graphicFrameLocks noChangeAspect="1"/>
+            </wp:cNvGraphicFramePr>
+            <a:graphic>
+              <a:graphicData uri="http://schemas.openxmlformats.org/drawingml/2006/picture">
+                <pic:pic>
+                  <pic:nvPicPr>
+                    <pic:cNvPr id="0" name="mig_code_tree.png"/>
+                    <pic:cNvPicPr/>
+                  </pic:nvPicPr>
+                  <pic:blipFill>
+                    <a:blip r:embed="rId103"/>
+                    <a:stretch>
+                      <a:fillRect/>
+                    </a:stretch>
+                  </pic:blipFill>
+                  <pic:spPr>
+                    <a:xfrm>
+                      <a:off x="0" y="0"/>
+                      <a:ext cx="5486400" cy="867596"/>
+                    </a:xfrm>
+                    <a:prstGeom prst="rect"/>
+                  </pic:spPr>
+                </pic:pic>
+              </a:graphicData>
+            </a:graphic>
+          </wp:inline>
+        </w:drawing>
       </w:r>
     </w:p>
-    <w:tbl>
-      <w:tblPr>
-        <w:tblStyle w:val="TableGrid"/>
-        <w:tblW w:type="auto" w:w="0"/>
-        <w:tblLook w:firstColumn="1" w:firstRow="1" w:lastColumn="0" w:lastRow="0" w:noHBand="0" w:noVBand="1" w:val="04A0"/>
-      </w:tblPr>
-      <w:tblGrid>
-        <w:gridCol w:w="2160"/>
-        <w:gridCol w:w="2160"/>
-        <w:gridCol w:w="2160"/>
-        <w:gridCol w:w="2160"/>
-      </w:tblGrid>
-      <w:tr>
-        <w:tc>
-          <w:tcPr>
-            <w:tcW w:type="dxa" w:w="2160"/>
-          </w:tcPr>
-          <w:p>
-            <w:r>
-              <w:rPr>
-                <w:b/>
-                <w:sz w:val="22"/>
-              </w:rPr>
-            </w:r>
-            <w:r>
-              <w:rPr>
-                <w:b/>
-                <w:sz w:val="22"/>
-              </w:rPr>
-              <w:t>#</w:t>
-            </w:r>
-          </w:p>
-        </w:tc>
-        <w:tc>
-          <w:tcPr>
-            <w:tcW w:type="dxa" w:w="2160"/>
-          </w:tcPr>
-          <w:p>
-            <w:r>
-              <w:rPr>
-                <w:b/>
-                <w:sz w:val="22"/>
-              </w:rPr>
-            </w:r>
-            <w:r>
-              <w:rPr>
-                <w:b/>
-                <w:sz w:val="22"/>
-              </w:rPr>
-              <w:t>decision</w:t>
-            </w:r>
-          </w:p>
-        </w:tc>
-        <w:tc>
-          <w:tcPr>
-            <w:tcW w:type="dxa" w:w="2160"/>
-          </w:tcPr>
-          <w:p>
-            <w:r>
-              <w:rPr>
-                <w:b/>
-                <w:sz w:val="22"/>
-              </w:rPr>
-            </w:r>
-            <w:r>
-              <w:rPr>
-                <w:b/>
-                <w:sz w:val="22"/>
-              </w:rPr>
-              <w:t>why it is yours</w:t>
-            </w:r>
-          </w:p>
-        </w:tc>
-        <w:tc>
-          <w:tcPr>
-            <w:tcW w:type="dxa" w:w="2160"/>
-          </w:tcPr>
-          <w:p>
-            <w:r>
-              <w:rPr>
-                <w:b/>
-                <w:sz w:val="22"/>
-              </w:rPr>
-            </w:r>
-            <w:r>
-              <w:rPr>
-                <w:b/>
-                <w:sz w:val="22"/>
-              </w:rPr>
-              <w:t>options</w:t>
-            </w:r>
-          </w:p>
-        </w:tc>
-      </w:tr>
-      <w:tr>
-        <w:tc>
-          <w:tcPr>
-            <w:tcW w:type="dxa" w:w="2160"/>
-          </w:tcPr>
-          <w:p>
-            <w:r>
-              <w:rPr>
-                <w:sz w:val="22"/>
-              </w:rPr>
-            </w:r>
-            <w:r>
-              <w:rPr>
-                <w:sz w:val="22"/>
-              </w:rPr>
-              <w:t>D1</w:t>
-            </w:r>
-          </w:p>
-        </w:tc>
-        <w:tc>
-          <w:tcPr>
-            <w:tcW w:type="dxa" w:w="2160"/>
-          </w:tcPr>
-          <w:p>
-            <w:r>
-              <w:rPr>
-                <w:sz w:val="22"/>
-              </w:rPr>
-            </w:r>
-            <w:r>
-              <w:rPr>
-                <w:sz w:val="22"/>
-              </w:rPr>
-              <w:t>Where do tests live?</w:t>
-            </w:r>
-          </w:p>
-        </w:tc>
-        <w:tc>
-          <w:tcPr>
-            <w:tcW w:type="dxa" w:w="2160"/>
-          </w:tcPr>
-          <w:p>
-            <w:r>
-              <w:rPr>
-                <w:sz w:val="22"/>
-              </w:rPr>
-            </w:r>
-            <w:r>
-              <w:rPr>
-                <w:sz w:val="22"/>
-              </w:rPr>
-              <w:t>16 test files have no feature home, and no convention exists. Inventing one is inventing architecture.</w:t>
-            </w:r>
-          </w:p>
-        </w:tc>
-        <w:tc>
-          <w:tcPr>
-            <w:tcW w:type="dxa" w:w="2160"/>
-          </w:tcPr>
-          <w:p>
-            <w:r>
-              <w:rPr>
-                <w:sz w:val="22"/>
-              </w:rPr>
-            </w:r>
-            <w:r>
-              <w:rPr>
-                <w:sz w:val="22"/>
-              </w:rPr>
-              <w:t xml:space="preserve">per-feature </w:t>
-            </w:r>
-            <w:r>
-              <w:rPr>
-                <w:rFonts w:ascii="Consolas" w:hAnsi="Consolas"/>
-                <w:sz w:val="22"/>
-              </w:rPr>
-              <w:t>tests/</w:t>
-            </w:r>
-            <w:r>
-              <w:rPr>
-                <w:sz w:val="22"/>
-              </w:rPr>
-              <w:t xml:space="preserve">; one top-level </w:t>
-            </w:r>
-            <w:r>
-              <w:rPr>
-                <w:rFonts w:ascii="Consolas" w:hAnsi="Consolas"/>
-                <w:sz w:val="22"/>
-              </w:rPr>
-              <w:t>tests/</w:t>
-            </w:r>
-            <w:r>
-              <w:rPr>
-                <w:sz w:val="22"/>
-              </w:rPr>
-              <w:t xml:space="preserve"> mirroring the feature tree; or the existing </w:t>
-            </w:r>
-            <w:r>
-              <w:rPr>
-                <w:rFonts w:ascii="Consolas" w:hAnsi="Consolas"/>
-                <w:sz w:val="22"/>
-              </w:rPr>
-              <w:t>architecture/*/tests/</w:t>
-            </w:r>
-            <w:r>
-              <w:rPr>
-                <w:sz w:val="22"/>
-              </w:rPr>
-              <w:t xml:space="preserve"> pattern</w:t>
-            </w:r>
-          </w:p>
-        </w:tc>
-      </w:tr>
-      <w:tr>
-        <w:tc>
-          <w:tcPr>
-            <w:tcW w:type="dxa" w:w="2160"/>
-          </w:tcPr>
-          <w:p>
-            <w:r>
-              <w:rPr>
-                <w:sz w:val="22"/>
-              </w:rPr>
-            </w:r>
-            <w:r>
-              <w:rPr>
-                <w:sz w:val="22"/>
-              </w:rPr>
-              <w:t>D2</w:t>
-            </w:r>
-          </w:p>
-        </w:tc>
-        <w:tc>
-          <w:tcPr>
-            <w:tcW w:type="dxa" w:w="2160"/>
-          </w:tcPr>
-          <w:p>
-            <w:r>
-              <w:rPr>
-                <w:sz w:val="22"/>
-              </w:rPr>
-            </w:r>
-            <w:r>
-              <w:rPr>
-                <w:sz w:val="22"/>
-              </w:rPr>
-              <w:t>Where does the React app shell live?</w:t>
-            </w:r>
-          </w:p>
-        </w:tc>
-        <w:tc>
-          <w:tcPr>
-            <w:tcW w:type="dxa" w:w="2160"/>
-          </w:tcPr>
-          <w:p>
-            <w:r>
-              <w:rPr>
-                <w:sz w:val="22"/>
-              </w:rPr>
-            </w:r>
-            <w:r>
-              <w:rPr>
-                <w:rFonts w:ascii="Consolas" w:hAnsi="Consolas"/>
-                <w:sz w:val="22"/>
-              </w:rPr>
-              <w:t>index.html</w:t>
-            </w:r>
-            <w:r>
-              <w:rPr>
-                <w:sz w:val="22"/>
-              </w:rPr>
-              <w:t xml:space="preserve">, </w:t>
-            </w:r>
-            <w:r>
-              <w:rPr>
-                <w:rFonts w:ascii="Consolas" w:hAnsi="Consolas"/>
-                <w:sz w:val="22"/>
-              </w:rPr>
-              <w:t>main.tsx</w:t>
-            </w:r>
-            <w:r>
-              <w:rPr>
-                <w:sz w:val="22"/>
-              </w:rPr>
-              <w:t xml:space="preserve">, </w:t>
-            </w:r>
-            <w:r>
-              <w:rPr>
-                <w:rFonts w:ascii="Consolas" w:hAnsi="Consolas"/>
-                <w:sz w:val="22"/>
-              </w:rPr>
-              <w:t>App.tsx</w:t>
-            </w:r>
-            <w:r>
-              <w:rPr>
-                <w:sz w:val="22"/>
-              </w:rPr>
-              <w:t xml:space="preserve">, </w:t>
-            </w:r>
-            <w:r>
-              <w:rPr>
-                <w:rFonts w:ascii="Consolas" w:hAnsi="Consolas"/>
-                <w:sz w:val="22"/>
-              </w:rPr>
-              <w:t>vite-env.d.ts</w:t>
-            </w:r>
-            <w:r>
-              <w:rPr>
-                <w:sz w:val="22"/>
-              </w:rPr>
-              <w:t xml:space="preserve">, </w:t>
-            </w:r>
-            <w:r>
-              <w:rPr>
-                <w:rFonts w:ascii="Consolas" w:hAnsi="Consolas"/>
-                <w:sz w:val="22"/>
-              </w:rPr>
-              <w:t>.env.example</w:t>
-            </w:r>
-            <w:r>
-              <w:rPr>
-                <w:sz w:val="22"/>
-              </w:rPr>
-              <w:t xml:space="preserve">, </w:t>
-            </w:r>
-            <w:r>
-              <w:rPr>
-                <w:rFonts w:ascii="Consolas" w:hAnsi="Consolas"/>
-                <w:sz w:val="22"/>
-              </w:rPr>
-              <w:t>_redirects</w:t>
-            </w:r>
-            <w:r>
-              <w:rPr>
-                <w:sz w:val="22"/>
-              </w:rPr>
-              <w:t xml:space="preserve"> are the application itself, not any one feature.</w:t>
-            </w:r>
-          </w:p>
-        </w:tc>
-        <w:tc>
-          <w:tcPr>
-            <w:tcW w:type="dxa" w:w="2160"/>
-          </w:tcPr>
-          <w:p>
-            <w:r>
-              <w:rPr>
-                <w:sz w:val="22"/>
-              </w:rPr>
-            </w:r>
-            <w:r>
-              <w:rPr>
-                <w:sz w:val="22"/>
-              </w:rPr>
-              <w:t xml:space="preserve">a top-level </w:t>
-            </w:r>
-            <w:r>
-              <w:rPr>
-                <w:rFonts w:ascii="Consolas" w:hAnsi="Consolas"/>
-                <w:sz w:val="22"/>
-              </w:rPr>
-              <w:t>app/</w:t>
-            </w:r>
-            <w:r>
-              <w:rPr>
-                <w:sz w:val="22"/>
-              </w:rPr>
-              <w:t xml:space="preserve">; </w:t>
-            </w:r>
-            <w:r>
-              <w:rPr>
-                <w:rFonts w:ascii="Consolas" w:hAnsi="Consolas"/>
-                <w:sz w:val="22"/>
-              </w:rPr>
-              <w:t>sharedServices/Code/displayChrome/</w:t>
-            </w:r>
-            <w:r>
-              <w:rPr>
-                <w:sz w:val="22"/>
-              </w:rPr>
-              <w:t xml:space="preserve">; or </w:t>
-            </w:r>
-            <w:r>
-              <w:rPr>
-                <w:rFonts w:ascii="Consolas" w:hAnsi="Consolas"/>
-                <w:sz w:val="22"/>
-              </w:rPr>
-              <w:t>Website/</w:t>
-            </w:r>
-            <w:r>
-              <w:rPr>
-                <w:sz w:val="22"/>
-              </w:rPr>
-              <w:t xml:space="preserve"> beside the wrapper</w:t>
-            </w:r>
-          </w:p>
-        </w:tc>
-      </w:tr>
-      <w:tr>
-        <w:tc>
-          <w:tcPr>
-            <w:tcW w:type="dxa" w:w="2160"/>
-          </w:tcPr>
-          <w:p>
-            <w:r>
-              <w:rPr>
-                <w:sz w:val="22"/>
-              </w:rPr>
-            </w:r>
-            <w:r>
-              <w:rPr>
-                <w:sz w:val="22"/>
-              </w:rPr>
-              <w:t>D3</w:t>
-            </w:r>
-          </w:p>
-        </w:tc>
-        <w:tc>
-          <w:tcPr>
-            <w:tcW w:type="dxa" w:w="2160"/>
-          </w:tcPr>
-          <w:p>
-            <w:r>
-              <w:rPr>
-                <w:sz w:val="22"/>
-              </w:rPr>
-            </w:r>
-            <w:r>
-              <w:rPr>
-                <w:sz w:val="22"/>
-              </w:rPr>
-              <w:t>Where do the local certificates live?</w:t>
-            </w:r>
-          </w:p>
-        </w:tc>
-        <w:tc>
-          <w:tcPr>
-            <w:tcW w:type="dxa" w:w="2160"/>
-          </w:tcPr>
-          <w:p>
-            <w:r>
-              <w:rPr>
-                <w:sz w:val="22"/>
-              </w:rPr>
-            </w:r>
-            <w:r>
-              <w:rPr>
-                <w:sz w:val="22"/>
-              </w:rPr>
-              <w:t xml:space="preserve">Six </w:t>
-            </w:r>
-            <w:r>
-              <w:rPr>
-                <w:rFonts w:ascii="Consolas" w:hAnsi="Consolas"/>
-                <w:sz w:val="22"/>
-              </w:rPr>
-              <w:t>.crt</w:t>
-            </w:r>
-            <w:r>
-              <w:rPr>
-                <w:sz w:val="22"/>
-              </w:rPr>
-              <w:t xml:space="preserve"> files. Deploy may resolve them by path, and moving a certificate is a security-surface change.</w:t>
-            </w:r>
-          </w:p>
-        </w:tc>
-        <w:tc>
-          <w:tcPr>
-            <w:tcW w:type="dxa" w:w="2160"/>
-          </w:tcPr>
-          <w:p>
-            <w:r>
-              <w:rPr>
-                <w:sz w:val="22"/>
-              </w:rPr>
-            </w:r>
-            <w:r>
-              <w:rPr>
-                <w:rFonts w:ascii="Consolas" w:hAnsi="Consolas"/>
-                <w:sz w:val="22"/>
-              </w:rPr>
-              <w:t>architecture/IdentityCertificatesAndAuthentications/</w:t>
-            </w:r>
-            <w:r>
-              <w:rPr>
-                <w:sz w:val="22"/>
-              </w:rPr>
-              <w:t>; keep them out of git entirely and mint on demand; or a decision that they are already dead</w:t>
-            </w:r>
-          </w:p>
-        </w:tc>
-      </w:tr>
-      <w:tr>
-        <w:tc>
-          <w:tcPr>
-            <w:tcW w:type="dxa" w:w="2160"/>
-          </w:tcPr>
-          <w:p>
-            <w:r>
-              <w:rPr>
-                <w:sz w:val="22"/>
-              </w:rPr>
-            </w:r>
-            <w:r>
-              <w:rPr>
-                <w:sz w:val="22"/>
-              </w:rPr>
-              <w:t>D4</w:t>
-            </w:r>
-          </w:p>
-        </w:tc>
-        <w:tc>
-          <w:tcPr>
-            <w:tcW w:type="dxa" w:w="2160"/>
-          </w:tcPr>
-          <w:p>
-            <w:r>
-              <w:rPr>
-                <w:sz w:val="22"/>
-              </w:rPr>
-            </w:r>
-            <w:r>
-              <w:rPr>
-                <w:rFonts w:ascii="Consolas" w:hAnsi="Consolas"/>
-                <w:sz w:val="22"/>
-              </w:rPr>
-              <w:t>prompt_system_maker.py</w:t>
-            </w:r>
-          </w:p>
-        </w:tc>
-        <w:tc>
-          <w:tcPr>
-            <w:tcW w:type="dxa" w:w="2160"/>
-          </w:tcPr>
-          <w:p>
-            <w:r>
-              <w:rPr>
-                <w:sz w:val="22"/>
-              </w:rPr>
-            </w:r>
-            <w:r>
-              <w:rPr>
-                <w:sz w:val="22"/>
-              </w:rPr>
-              <w:t>324 lines, one file, no obvious owner. Prompts are data under the target architecture, so a tool that makes them may belong to the brain rather than to code.</w:t>
-            </w:r>
-          </w:p>
-        </w:tc>
-        <w:tc>
-          <w:tcPr>
-            <w:tcW w:type="dxa" w:w="2160"/>
-          </w:tcPr>
-          <w:p>
-            <w:r>
-              <w:rPr>
-                <w:sz w:val="22"/>
-              </w:rPr>
-            </w:r>
-            <w:r>
-              <w:rPr>
-                <w:rFonts w:ascii="Consolas" w:hAnsi="Consolas"/>
-                <w:sz w:val="22"/>
-              </w:rPr>
-              <w:t>architecture/EngineeringRuleEnforcement/</w:t>
-            </w:r>
-            <w:r>
-              <w:rPr>
-                <w:sz w:val="22"/>
-              </w:rPr>
-              <w:t xml:space="preserve">; a prompts tool beside </w:t>
-            </w:r>
-            <w:r>
-              <w:rPr>
-                <w:rFonts w:ascii="Consolas" w:hAnsi="Consolas"/>
-                <w:sz w:val="22"/>
-              </w:rPr>
-              <w:t>prompts.json</w:t>
-            </w:r>
-            <w:r>
-              <w:rPr>
-                <w:sz w:val="22"/>
-              </w:rPr>
-              <w:t>; or delete if superseded</w:t>
-            </w:r>
-          </w:p>
-        </w:tc>
-      </w:tr>
-    </w:tbl>
-    <w:p/>
     <w:p>
       <w:r>
         <w:rPr>
-          <w:b/>
+          <w:i/>
         </w:rPr>
-        <w:t>One further item is an authorisation rather than a decision.</w:t>
-      </w:r>
-      <w:r>
-        <w:t xml:space="preserve"> </w:t>
-      </w:r>
-      <w:r>
-        <w:rPr>
-          <w:rFonts w:ascii="Consolas" w:hAnsi="Consolas"/>
-          <w:sz w:val="17"/>
-        </w:rPr>
-        <w:t>Code/Shared/ops/tools/chathealthy_devops_boot.py</w:t>
-      </w:r>
-      <w:r>
-        <w:t xml:space="preserve"> is named as </w:t>
-      </w:r>
-      <w:r>
-        <w:rPr>
-          <w:rFonts w:ascii="Consolas" w:hAnsi="Consolas"/>
-          <w:sz w:val="17"/>
-        </w:rPr>
-        <w:t>executable_path</w:t>
-      </w:r>
-      <w:r>
-        <w:t xml:space="preserve"> in Rule-002. Moving it edits an engineering rule, which is a governance change and needs your explicit go at the moment it fires.</w:t>
-      </w:r>
-    </w:p>
-    <w:p>
-      <w:pPr>
-        <w:pStyle w:val="Heading2"/>
-      </w:pPr>
-      <w:r>
-        <w:t>3. The phases</w:t>
+        <w:t>Figure. The Code/ tree and where each population moves. Several populations are drawn without a destination on purpose: choosing one is an architecture decision. Only three of the files under Shared/ops/tools are declared in the deployment record.</w:t>
       </w:r>
     </w:p>
     <w:p>
@@ -838,6 +347,50 @@
       </w:pPr>
       <w:r>
         <w:t>Phase 0 — the gates</w:t>
+      </w:r>
+    </w:p>
+    <w:p>
+      <w:r>
+        <w:drawing>
+          <wp:inline xmlns:a="http://schemas.openxmlformats.org/drawingml/2006/main" xmlns:pic="http://schemas.openxmlformats.org/drawingml/2006/picture">
+            <wp:extent cx="5256960" cy="6858000"/>
+            <wp:docPr id="101" name="mig_phases.png"/>
+            <wp:cNvGraphicFramePr>
+              <a:graphicFrameLocks noChangeAspect="1"/>
+            </wp:cNvGraphicFramePr>
+            <a:graphic>
+              <a:graphicData uri="http://schemas.openxmlformats.org/drawingml/2006/picture">
+                <pic:pic>
+                  <pic:nvPicPr>
+                    <pic:cNvPr id="0" name="mig_phases.png"/>
+                    <pic:cNvPicPr/>
+                  </pic:nvPicPr>
+                  <pic:blipFill>
+                    <a:blip r:embed="rId101"/>
+                    <a:stretch>
+                      <a:fillRect/>
+                    </a:stretch>
+                  </pic:blipFill>
+                  <pic:spPr>
+                    <a:xfrm>
+                      <a:off x="0" y="0"/>
+                      <a:ext cx="5256960" cy="6858000"/>
+                    </a:xfrm>
+                    <a:prstGeom prst="rect"/>
+                  </pic:spPr>
+                </pic:pic>
+              </a:graphicData>
+            </a:graphic>
+          </wp:inline>
+        </w:drawing>
+      </w:r>
+    </w:p>
+    <w:p>
+      <w:r>
+        <w:rPr>
+          <w:i/>
+        </w:rPr>
+        <w:t xml:space="preserve">Figure. The phases a change passes through on its way to a running environment — each phase moves the number the next is measured against.</w:t>
       </w:r>
     </w:p>
     <w:p>
@@ -950,7 +503,7 @@
     <w:p>
       <w:pPr/>
       <w:r>
-        <w:t>The same contract is where the classifier retires. The hand-maintained classifier prompt, the intent taxonomy and the classification machinery do not survive the target: they become the UtteranceManager's cached preamble plus the registry-assembled fragments, answered in one model call, with user-facing prose a separate tool. This plan does not build the UtteranceManager, but a capability whose search moves onto the base contract is a capability whose classifier retires as its routes go, so the seam is drawn here and closed where the registry lands.</w:t>
+        <w:t>The same contract is where the classifier retires. The hand-maintained classifier prompt, the intent taxonomy and the classification machinery do not survive the target: they become the UtteranceManager's cached preamble plus the registry-assembled fragments, answered in one model call. Whether the user-facing prose is authored by a separate tool or by the UtteranceManager itself is an open question this plan does not settle: the design records both — user-facing prose as its own tool, and the UtteranceManager answering with a refinement when no route's needs are met — and reconciles neither. This plan does not build the UtteranceManager, but a capability whose search moves onto the base contract is a capability whose classifier retires as its routes go, so the seam is drawn here and closed where the registry lands.</w:t>
       </w:r>
     </w:p>
     <w:p>
@@ -1423,14 +976,12 @@
               <w:rPr>
                 <w:sz w:val="22"/>
               </w:rPr>
-              <w:t xml:space="preserve">per </w:t>
             </w:r>
             <w:r>
               <w:rPr>
                 <w:b/>
                 <w:sz w:val="22"/>
               </w:rPr>
-              <w:t>D3</w:t>
             </w:r>
           </w:p>
         </w:tc>
@@ -1487,14 +1038,12 @@
               <w:rPr>
                 <w:sz w:val="22"/>
               </w:rPr>
-              <w:t xml:space="preserve">per </w:t>
             </w:r>
             <w:r>
               <w:rPr>
                 <w:b/>
                 <w:sz w:val="22"/>
               </w:rPr>
-              <w:t>D4</w:t>
             </w:r>
           </w:p>
         </w:tc>
@@ -2372,14 +1921,12 @@
               <w:rPr>
                 <w:sz w:val="22"/>
               </w:rPr>
-              <w:t xml:space="preserve">per </w:t>
             </w:r>
             <w:r>
               <w:rPr>
                 <w:b/>
                 <w:sz w:val="22"/>
               </w:rPr>
-              <w:t>D2</w:t>
             </w:r>
           </w:p>
         </w:tc>
@@ -2435,14 +1982,12 @@
               <w:rPr>
                 <w:sz w:val="22"/>
               </w:rPr>
-              <w:t xml:space="preserve">per </w:t>
             </w:r>
             <w:r>
               <w:rPr>
                 <w:b/>
                 <w:sz w:val="22"/>
               </w:rPr>
-              <w:t>D1</w:t>
             </w:r>
           </w:p>
         </w:tc>
@@ -2498,14 +2043,12 @@
               <w:rPr>
                 <w:sz w:val="22"/>
               </w:rPr>
-              <w:t xml:space="preserve">per </w:t>
             </w:r>
             <w:r>
               <w:rPr>
                 <w:b/>
                 <w:sz w:val="22"/>
               </w:rPr>
-              <w:t>D1</w:t>
             </w:r>
           </w:p>
         </w:tc>
@@ -2880,7 +2423,7 @@
               <w:rPr>
                 <w:sz w:val="22"/>
               </w:rPr>
-              <w:t>deletion, and no phase scheduled it</w:t>
+              <w:t>deletion, owned by this phase: both are client-reachable routes outside the Gate, so they go the way /welcome does — the call site rerouted, then the route itself deleted so the door is closed and not merely left ajar</w:t>
             </w:r>
           </w:p>
         </w:tc>
@@ -2895,7 +2438,7 @@
         <w:t>Proof:</w:t>
       </w:r>
       <w:r>
-        <w:t xml:space="preserve"> every client-reachable route outside the Gate is either dispatched through it or gone, and a check enumerates the routes each service exposes and compares them against the Gate's dispatch map. At the target that dispatch map is the registry's routes — the same closed set of five call types, each with its proof — so this check becomes the registry's rather than a parallel map maintained beside it.</w:t>
+        <w:t xml:space="preserve"> every client-reachable route outside the Gate is either dispatched through it or gone, and a check enumerates the routes each service exposes and compares them against the Gate's dispatch map. At the target that dispatch map is the registry's routes — the same closed set of five call types, each with its proof — so this check becomes the registry's rather than a parallel map maintained beside it. The secrets and debug routes have no dispatched form to move to, so this phase simply deletes them, and the same route-enumeration check confirms the move by their absence from every service's exposed set.</w:t>
       </w:r>
     </w:p>
     <w:p>
@@ -2946,6 +2489,50 @@
       </w:pPr>
       <w:r>
         <w:t>4. What one step looks like</w:t>
+      </w:r>
+    </w:p>
+    <w:p>
+      <w:r>
+        <w:drawing>
+          <wp:inline xmlns:a="http://schemas.openxmlformats.org/drawingml/2006/main" xmlns:pic="http://schemas.openxmlformats.org/drawingml/2006/picture">
+            <wp:extent cx="3118417" cy="6858000"/>
+            <wp:docPr id="102" name="mig_step.png"/>
+            <wp:cNvGraphicFramePr>
+              <a:graphicFrameLocks noChangeAspect="1"/>
+            </wp:cNvGraphicFramePr>
+            <a:graphic>
+              <a:graphicData uri="http://schemas.openxmlformats.org/drawingml/2006/picture">
+                <pic:pic>
+                  <pic:nvPicPr>
+                    <pic:cNvPr id="0" name="mig_step.png"/>
+                    <pic:cNvPicPr/>
+                  </pic:nvPicPr>
+                  <pic:blipFill>
+                    <a:blip r:embed="rId102"/>
+                    <a:stretch>
+                      <a:fillRect/>
+                    </a:stretch>
+                  </pic:blipFill>
+                  <pic:spPr>
+                    <a:xfrm>
+                      <a:off x="0" y="0"/>
+                      <a:ext cx="3118417" cy="6858000"/>
+                    </a:xfrm>
+                    <a:prstGeom prst="rect"/>
+                  </pic:spPr>
+                </pic:pic>
+              </a:graphicData>
+            </a:graphic>
+          </wp:inline>
+        </w:drawing>
+      </w:r>
+    </w:p>
+    <w:p>
+      <w:r>
+        <w:rPr>
+          <w:i/>
+        </w:rPr>
+        <w:t xml:space="preserve">Figure. One step in detail: the five moves every file relocation makes, and the gate that catches each mistake. An undeclared file is silently not shipped (BUG-011), which is why the conformance gate, not the build alone, confirms a step is complete.</w:t>
       </w:r>
     </w:p>
     <w:p>

--- a/architecture/TargetArchitecture/6_RefactorPlan.docx
+++ b/architecture/TargetArchitecture/6_RefactorPlan.docx
@@ -50,7 +50,7 @@
     <w:p>
       <w:pPr/>
       <w:r>
-        <w:t>The flows the target runs are the seams these phases draw. The target names nine: six by request type, one for each way a call crosses our boundary, and three by page, one for each thing the application constructs. A request-type flow is triaged at the UniversalNavigator by the proof its route declares — the client_sessioned utterance and the client_sessioned gesture on a session token, the tool_to_tool hop on none, the internal_callback on our own signature, the third_party_callback on a kept api_key, the static_witness on none — while the Gate verifies none of it and dispatches only to the navigator. A page-type flow — individualProvider, facility, and clinicalTrial — is reconciled by the render ledger against that page's required_members within its completeness budget; a detail or a specialty filter is a member of a page, not a page of its own, so a page showing only its NUCC specialty filter is incomplete, and closing that page's required_members is the UniversalNavigator's job. This plan does not draw the sequence diagrams; those are the reference's, one per flow. It draws the seams: Phase 1 and the route split carry the client_sessioned, tool_to_tool and internal_callback types onto the base contract and the throw discipline, Phase 5a carries the third_party_callback and the static_witness, and the page seams land as each migrated capability becomes a member of the page it composes. A capability that has moved but names no page it belongs to is a seam half-drawn, and the check that catches it is the registry's page-membership rule, not this plan's.</w:t>
+        <w:t xml:space="preserve">The flows the target runs are the seams these phases draw. The target names nine: six by request type, one for each way a call crosses our boundary, and three by page, one for each thing the application constructs. A request-type flow is triaged at the UniversalNavigator by the proof its route declares — the client_sessioned utterance and the client_sessioned gesture on a session token, the tool_to_tool hop on none, the internal_callback on our own signature, the third_party_callback on a kept api_key, the static_witness on none — while the Gate verifies none of it and dispatches only to the navigator. A page-type flow — individualProvider, facility, and clinicalTrial — is reconciled by the render ledger against that page's required_members within its completeness budget; a detail or a specialty filter is a member of a page, not a page of its own, so a page showing only its NUCC specialty filter is incomplete, and closing that page's required_members is the UniversalNavigator's job. This plan does not draw the sequence diagrams; those are the reference's, one per flow. It draws the seams: Phase 1 and the router's becoming the UniversalNavigator carry the client_sessioned, tool_to_tool and internal_callback types onto the base contract and the throw discipline, and the page seams land as each migrated capability becomes a member of the page it composes. The third_party_callback and static_witness seams — the traffic the firm does not originate — are drawn by no scheduled phase; their owning phase is the operator's to assign. A capability that has moved but names no page it belongs to is a seam half-drawn, and the check that catches it is the registry's page-membership rule, not this plan's.</w:t>
       </w:r>
     </w:p>
     <w:p>
@@ -338,15 +338,7 @@
     </w:p>
     <w:p>
       <w:r>
-        <w:t>Each phase depends on the one before. Nothing here runs in parallel, because every phase moves the number the next one is measured against.</w:t>
-      </w:r>
-    </w:p>
-    <w:p>
-      <w:pPr>
-        <w:pStyle w:val="Heading3"/>
-      </w:pPr>
-      <w:r>
-        <w:t>Phase 0 — the gates</w:t>
+        <w:t xml:space="preserve">Phase 0 is not a step in the sequence so much as the instrument the sequence is read with: every phase below it ends by the conformance gate reporting a different number, and a phase that moves no number did not do what it said. Phases 1 and 2 run in parallel — the tool contract in the library and the collapse of the three app.py into one gate touch different code, and neither is the number the other is measured against. From Phase 3 on, each phase needs what the phases before it produced.</w:t>
       </w:r>
     </w:p>
     <w:p>
@@ -387,15 +379,20 @@
     </w:p>
     <w:p>
       <w:r>
-        <w:rPr>
-          <w:i/>
-        </w:rPr>
-        <w:t xml:space="preserve">Figure. The phases a change passes through on its way to a running environment — each phase moves the number the next is measured against.</w:t>
+        <w:t xml:space="preserve">Figure. The six migration phases and what each one needs before it can start. Phase 0 is the conformance gate the whole sequence is read with; Phases 1 (the tool contract in the library) and 2 (collapse the three app.py into one gate) run in parallel; Phases 3, 4 and 5 each depend on what precedes them. The migration carries no interim business state: the design is implemented end to end and lands as one whole, not as a phased partial rollout that must keep the business running at each intermediate step.</w:t>
+      </w:r>
+    </w:p>
+    <w:p>
+      <w:pPr>
+        <w:pStyle w:val="Heading3"/>
+      </w:pPr>
+      <w:r>
+        <w:t xml:space="preserve">Phase 0 — the conformance gate</w:t>
       </w:r>
     </w:p>
     <w:p>
       <w:r>
-        <w:t>Three checks, written from behaviour, each demonstrated red against a real violation before it is accepted.</w:t>
+        <w:t xml:space="preserve">The conformance gate measures the twelve cells — three capabilities (provider, facility, clinical trial) across four faces each: search, vocabulary, detail and selection. For each cell it reports whether a tool class exists, whether anything is subscribed to dispatch it, and where its route lives. Today that reads six live, two declared and dead, one borrowed, and three absent. It is built first because it is the only thing that can say a later phase finished; without a number that moves, “the map was rebuilt” is a claim nobody can check afterwards.</w:t>
       </w:r>
     </w:p>
     <w:p>
@@ -467,24 +464,12 @@
     </w:p>
     <w:p>
       <w:r>
-        <w:rPr>
-          <w:i/>
-        </w:rPr>
-        <w:t>Proof:</w:t>
-      </w:r>
-      <w:r>
-        <w:t xml:space="preserve"> each of the three goes red against a violation that exists today, and the numbers are recorded as the baseline. No code has moved.</w:t>
+        <w:t xml:space="preserve">Proof: each of the three checks goes red against a violation that exists today, and the twelve-cell reading — six live, two declared and dead, one borrowed, three absent — is recorded as the baseline. No code has moved.</w:t>
       </w:r>
     </w:p>
     <w:p>
       <w:r>
-        <w:rPr>
-          <w:i/>
-        </w:rPr>
-        <w:t>Note on the baseline:</w:t>
-      </w:r>
-      <w:r>
-        <w:t xml:space="preserve"> two careful readings of the same code produced different counts of conforming tools, because they disagreed about what conformance means at the edges. This plan therefore asserts no figure. Whatever the gate says on its first run is the baseline.</w:t>
+        <w:t xml:space="preserve">The gate is built first because every later phase is read through it: each phase ends by this gate reporting a different number, and a phase that moves no number did not do what it said. Two careful readings of the same code once produced different counts of conforming tools, because they disagreed about what conformance means at the edges; the twelve-cell gate ends that disagreement by measuring each cell mechanically, and the figure above is what it reports.</w:t>
       </w:r>
     </w:p>
     <w:p>
@@ -492,34 +477,28 @@
         <w:pStyle w:val="Heading3"/>
       </w:pPr>
       <w:r>
-        <w:t>Phase 1 — the contract</w:t>
+        <w:t xml:space="preserve">Phase 1 — the tool contract in the library</w:t>
       </w:r>
     </w:p>
     <w:p>
       <w:r>
-        <w:t>One base contract in the library: what a capability's search takes (the utterance and the prior dialogue, and nothing else), what it returns, how it fails, and where it is served — read from the declaration rather than written into the caller.</w:t>
+        <w:t xml:space="preserve">One base contract in the library — ChatHealthyTool, the shape every capability tool builds on — so that search, vocabulary, detail and selection mean the same thing in all three capabilities. Each tool declares in source exactly what the build reads to generate the registry: TOOL_DESCRIPTION, its subscriptions and its may_call, and exactly one of UTTERANCE_MANAGER_PROMPT or NOT_UTTERANCE_ROUTABLE. What a capability's search takes (the utterance and the prior dialogue, and nothing else), what it returns, how it fails, and where it is served are read from the declaration rather than written into the caller.</w:t>
       </w:r>
     </w:p>
     <w:p>
       <w:pPr/>
       <w:r>
-        <w:t>The same contract is where the classifier retires. The hand-maintained classifier prompt, the intent taxonomy and the classification machinery do not survive the target: they become the UtteranceManager's cached preamble plus the registry-assembled fragments, answered in one model call. Whether the user-facing prose is authored by a separate tool or by the UtteranceManager itself is an open question this plan does not settle: the design records both — user-facing prose as its own tool, and the UtteranceManager answering with a refinement when no route's needs are met — and reconciles neither. This plan does not build the UtteranceManager, but a capability whose search moves onto the base contract is a capability whose classifier retires as its routes go, so the seam is drawn here and closed where the registry lands.</w:t>
+        <w:t xml:space="preserve">This runs in parallel with Phase 2: the contract and the collapse of app.py touch different code, and neither is measured against the other.</w:t>
       </w:r>
     </w:p>
     <w:p>
       <w:r>
-        <w:t>This is first among the changes because splitting fourteen routes without it produces five modules that disagree in the same ways the fourteen routes disagree now.</w:t>
+        <w:t xml:space="preserve">It comes before Phase 3 because splitting the router's inline branches without a shared contract produces modules that disagree in the same ways the branches disagree now.</w:t>
       </w:r>
     </w:p>
     <w:p>
       <w:r>
-        <w:rPr>
-          <w:i/>
-        </w:rPr>
-        <w:t>Proof:</w:t>
-      </w:r>
-      <w:r>
-        <w:t xml:space="preserve"> the contract exists, gate 2 can test conformance against it, and no number moves.</w:t>
+        <w:t xml:space="preserve">Proof: the contract exists, gate 2 can test conformance against it, and no number moves.</w:t>
       </w:r>
     </w:p>
     <w:p>
@@ -527,12 +506,12 @@
         <w:pStyle w:val="Heading3"/>
       </w:pPr>
       <w:r>
-        <w:t>Phase 2 — the low-risk half of `Code/`</w:t>
+        <w:t xml:space="preserve">Phase 2 — collapse the three app.py into one gate</w:t>
       </w:r>
     </w:p>
     <w:p>
       <w:r>
-        <w:t>Thirty-one files, no runtime behaviour change, done in one pass per group.</w:t>
+        <w:t xml:space="preserve">The per-service app.py files in FindCare, EvaluateCare and SharedServices collapse into one generic gate module. The gate keeps no routes of its own: it collects the session token, the HTTP head and the GET or POST parameters — each if present — hands them to the UniversalNavigator, and streams the answer back. It is the only node that knows transport exists, and every request the firm receives — whether or not the firm originated it — arrives at a URI this gate owns, as EPIC-002-F-004-S-001-REQ-B-001 requires.</w:t>
       </w:r>
     </w:p>
     <w:tbl>
@@ -1166,13 +1145,7 @@
     <w:p/>
     <w:p>
       <w:r>
-        <w:rPr>
-          <w:i/>
-        </w:rPr>
-        <w:t>Proof:</w:t>
-      </w:r>
-      <w:r>
-        <w:t xml:space="preserve"> build passes, deploy verifies, gate 1's reference count falls by the number moved, and the front end is untouched because none of these files is on a runtime path.</w:t>
+        <w:t xml:space="preserve">Proof: the three services present one gate module in place of three app.py files; a request carries nothing into the navigator but the token, the head and the parameters; and this reshape moves no file under Code/, so gate 1's count is unaffected.</w:t>
       </w:r>
     </w:p>
     <w:p>
@@ -1180,12 +1153,12 @@
         <w:pStyle w:val="Heading3"/>
       </w:pPr>
       <w:r>
-        <w:t>Phase 3 — split `app.py` by capability</w:t>
+        <w:t xml:space="preserve">Phase 3 — the router becomes the UniversalNavigator</w:t>
       </w:r>
     </w:p>
     <w:p>
       <w:r>
-        <w:t>One file, 2,000 lines, fourteen routes, every FindCare capability's server side in it. This is why two neighbours in one file implement the same idea two ways.</w:t>
+        <w:t xml:space="preserve">The router's three inline branches — specialtySearch, findAFacility and findAProvider — stop building httpx calls and shaping streaming events, and the router's per-capability tables retire: _ACTION_PAGES, the _OP_HANDLERS op-map, _TURN_OPS and the page-and-tool map give way to the build's registry, which the navigator reads to dispatch each of the five call types to whatever tool subscribes to its route.</w:t>
       </w:r>
     </w:p>
     <w:tbl>
@@ -1593,39 +1566,17 @@
     <w:p/>
     <w:p>
       <w:r>
-        <w:t xml:space="preserve">Plus the fourteen domain, application and infrastructure files that move with them, and the </w:t>
-      </w:r>
-      <w:r>
-        <w:rPr>
-          <w:rFonts w:ascii="Consolas" w:hAnsi="Consolas"/>
-          <w:sz w:val="17"/>
-        </w:rPr>
-        <w:t>__init__.py</w:t>
-      </w:r>
-      <w:r>
-        <w:t xml:space="preserve"> files that die with their packages.</w:t>
+        <w:t xml:space="preserve">A UniversalNavigatorProxy fronts each satellite server; a finished tool returns as an internal callback to the main, which owns the render ledger, the serial deterministic merge, and every session and timeout. Each tool conforms to Phase 1's contract as its branch retires, and to the throw discipline the architectures set: a tool in the middle re-raises to the navigator that called it and never swallows, so every failure ends where it can be classified, logged and answered.</w:t>
       </w:r>
     </w:p>
     <w:p>
       <w:r>
-        <w:rPr>
-          <w:b/>
-        </w:rPr>
-        <w:t>Order within the phase: the detail routes first</w:t>
-      </w:r>
-      <w:r>
-        <w:t xml:space="preserve"> — smallest, best covered by tests — to prove the pattern before the search routes move. Each capability conforms to Phase 1's contract as it moves. And each conforms to the throw discipline the architectures set: a tool in the middle re-raises to the navigator that called it and never swallows, so every failure ends where it can be classified, logged and answered.</w:t>
+        <w:t xml:space="preserve">This needs both parallel phases before it — Phase 1 for the contract the registry is generated from, and Phase 2 so the gate that reaches the navigator is at its final address.</w:t>
       </w:r>
     </w:p>
     <w:p>
       <w:r>
-        <w:rPr>
-          <w:i/>
-        </w:rPr>
-        <w:t>Proof:</w:t>
-      </w:r>
-      <w:r>
-        <w:t xml:space="preserve"> per capability — build passes, deploy verifies, the Playwright suites hold at their known counts (desktop 109/1, phone 104/6), and no gate number falls.</w:t>
+        <w:t xml:space="preserve">Proof: the router holds no HTTP client and no stream shaping for a search; gate 2 goes green; the Playwright suites hold at their known counts (desktop 109/1, phone 104/6); and adding a capability is a declaration plus its own files, with no router edit.</w:t>
       </w:r>
     </w:p>
     <w:p>
@@ -1633,58 +1584,22 @@
         <w:pStyle w:val="Heading3"/>
       </w:pPr>
       <w:r>
-        <w:t>Phase 4 — the router stops doing the work</w:t>
+        <w:t xml:space="preserve">Phase 4 — fill and reshape the tools</w:t>
       </w:r>
     </w:p>
     <w:p>
       <w:r>
-        <w:t>Three search actions dispatch the tool named for them; the inline blocks go, including the one that builds its own HTTP client. Safe only now, because the far side is a per-capability module rather than a shared file.</w:t>
+        <w:t xml:space="preserve">The empty and borrowed cells the gate found are filled. Facility vocabulary, trial vocabulary and trial detail do not exist yet. Facility detail is served today by ProviderDetailTool with entity_type=2; it gets its own tool, or a stated decision that sharing one is correct.</w:t>
       </w:r>
     </w:p>
     <w:p>
       <w:r>
-        <w:t xml:space="preserve">Then the residue Phase 3 does not touch: </w:t>
-      </w:r>
-      <w:r>
-        <w:rPr>
-          <w:rFonts w:ascii="Consolas" w:hAnsi="Consolas"/>
-          <w:sz w:val="17"/>
-        </w:rPr>
-        <w:t>_ACTION_PAGES</w:t>
-      </w:r>
-      <w:r>
-        <w:t xml:space="preserve">, the capability entries in </w:t>
-      </w:r>
-      <w:r>
-        <w:rPr>
-          <w:rFonts w:ascii="Consolas" w:hAnsi="Consolas"/>
-          <w:sz w:val="17"/>
-        </w:rPr>
-        <w:t>_OP_HANDLERS</w:t>
-      </w:r>
-      <w:r>
-        <w:t xml:space="preserve">, </w:t>
-      </w:r>
-      <w:r>
-        <w:rPr>
-          <w:rFonts w:ascii="Consolas" w:hAnsi="Consolas"/>
-          <w:sz w:val="17"/>
-        </w:rPr>
-        <w:t>_TURN_OPS</w:t>
-      </w:r>
-      <w:r>
-        <w:t>, and the page-and-tool map are per-capability tables living in the router. They derive from the declaration or the claim that a new capability needs no router change stays false.</w:t>
+        <w:t xml:space="preserve">The classifier retires here, into the UtteranceManager. The hand-maintained classifier prompt, the intent taxonomy and the classification machinery do not survive the target: they become the UtteranceManager's cached preamble plus the registry-assembled fragments, answered in one model call, with the dispatch set returned. User-facing prose is a capability of the UtteranceManager, not a separate tool: the UM decides whether an utterance is sufficient to dispatch to one or more tools and dispatches if so. Asking the user a question is that same capability — RequestUsersRefinement — the single conversational surface that ever addresses the user, so a leaf tool never speaks to the user directly. It takes two forms: RequestUsersRefinement(), where the UtteranceManager's own LLM authors the question because classification found no dispatchable route or a slot is missing; and RequestUsersRefinement(question), where a dispatched tool authored the question and the UtteranceManager delivers it. The way a tool hands its question up is a field on every tool's Pydantic output, UserRefinementRequestText: populated, the tool is asking the user something and the UtteranceManager delivers it via RequestUsersRefinement(question); empty, the tool is answering. That field and the code that reads it are target, not yet built — this plan states the shape so the seam is drawn correctly. Three approved requirements place the prose capability inside the UtteranceManager: EPIC-002-F-010-S-001, EPIC-002-F-010-S-003 and EPIC-006-F-008-S-003.</w:t>
       </w:r>
     </w:p>
     <w:p>
       <w:r>
-        <w:rPr>
-          <w:i/>
-        </w:rPr>
-        <w:t>Proof:</w:t>
-      </w:r>
-      <w:r>
-        <w:t xml:space="preserve"> the router holds no HTTP client and no stream shaping for a search; gate 2 goes green; adding a capability is demonstrated as a declaration plus its own files, with no router edit.</w:t>
+        <w:t xml:space="preserve">Proof: every one of the twelve cells the gate measures now names a tool that exists, is subscribed and has a route; the borrowed facility-detail cell either names its own tool or records the decision to share; and gate 2 holds green as each tool lands.</w:t>
       </w:r>
     </w:p>
     <w:p>
@@ -1692,7 +1607,7 @@
         <w:pStyle w:val="Heading3"/>
       </w:pPr>
       <w:r>
-        <w:t>Phase 5 — the front end, and the rest of `Code/`</w:t>
+        <w:t xml:space="preserve">Phase 5 — retire the rest of Code/</w:t>
       </w:r>
     </w:p>
     <w:tbl>
@@ -2054,102 +1969,24 @@
         </w:tc>
       </w:tr>
     </w:tbl>
-    <w:p/>
     <w:p>
       <w:r>
-        <w:t xml:space="preserve">Then the build and deploy references that point into the directory: the vite config's root and outDir, </w:t>
-      </w:r>
-      <w:r>
-        <w:rPr>
-          <w:rFonts w:ascii="Consolas" w:hAnsi="Consolas"/>
-          <w:sz w:val="17"/>
-        </w:rPr>
-        <w:t>_build_chain</w:t>
-      </w:r>
-      <w:r>
-        <w:t xml:space="preserve">, </w:t>
-      </w:r>
-      <w:r>
-        <w:rPr>
-          <w:rFonts w:ascii="Consolas" w:hAnsi="Consolas"/>
-          <w:sz w:val="17"/>
-        </w:rPr>
-        <w:t>_deploy_chain</w:t>
-      </w:r>
-      <w:r>
-        <w:t xml:space="preserve">, </w:t>
-      </w:r>
-      <w:r>
-        <w:rPr>
-          <w:rFonts w:ascii="Consolas" w:hAnsi="Consolas"/>
-          <w:sz w:val="17"/>
-        </w:rPr>
-        <w:t>hf_helpers</w:t>
-      </w:r>
-      <w:r>
-        <w:t xml:space="preserve">, </w:t>
-      </w:r>
-      <w:r>
-        <w:rPr>
-          <w:rFonts w:ascii="Consolas" w:hAnsi="Consolas"/>
-          <w:sz w:val="17"/>
-        </w:rPr>
-        <w:t>preflight_undefined_names</w:t>
-      </w:r>
-      <w:r>
-        <w:t xml:space="preserve">, and </w:t>
-      </w:r>
-      <w:r>
-        <w:rPr>
-          <w:rFonts w:ascii="Consolas" w:hAnsi="Consolas"/>
-          <w:sz w:val="17"/>
-        </w:rPr>
-        <w:t>tsconfig.json</w:t>
-      </w:r>
-      <w:r>
-        <w:t>.</w:t>
+        <w:t xml:space="preserve">What remains under Code/ is retired: the front-end shell, the iPhone tests, the about-content files, Code/Shared and Code/Shared/ops — including the thirty-one low-risk files with no runtime path among them, moved one group at a time, and the front-end relocations where only location changes.</w:t>
       </w:r>
     </w:p>
     <w:p>
       <w:r>
-        <w:rPr>
-          <w:i/>
-        </w:rPr>
-        <w:t>Proof:</w:t>
-      </w:r>
-      <w:r>
-        <w:t xml:space="preserve"> the bundle hash is unchanged where only location changed; the suites hold; and gate 1 reads zero.</w:t>
-      </w:r>
-    </w:p>
-    <w:p>
-      <w:pPr>
-        <w:pStyle w:val="Heading3"/>
-      </w:pPr>
-      <w:r>
-        <w:t>Phase 5a — route the traffic the firm does not originate</w:t>
+        <w:t xml:space="preserve">Then the six build-tooling references that point into the directory change: the vite config's root and outDir, _build_chain, _deploy_chain, hf_helpers, preflight_undefined_names and tsconfig.json. With nothing left referring to it, the tree is deleted — git rm -r Code — and gate 1 reads zero and stays green permanently; any future commit that reintroduces a path under Code/ is refused.</w:t>
       </w:r>
     </w:p>
     <w:p>
       <w:r>
-        <w:t>Added after two agents found, independently, that no phase of this plan reached it. They are right: every other phase concerns one service's capability contract, its search router, or the deletion of a source directory. The OAuth callback, session issuance and the health probe are SharedServices routes, and nothing here touched them.</w:t>
+        <w:t xml:space="preserve">Proof: the bundle hash is unchanged where only location changed; the suites hold; gate 1 reads zero; and the three commands in §0 agree.</w:t>
       </w:r>
     </w:p>
     <w:p>
       <w:r>
-        <w:rPr>
-          <w:rFonts w:ascii="Consolas" w:hAnsi="Consolas"/>
-          <w:sz w:val="17"/>
-        </w:rPr>
-        <w:t>EPIC-002-F-004-S-001-REQ-B-001</w:t>
-      </w:r>
-      <w:r>
-        <w:t xml:space="preserve"> now requires that a request the firm does not originate arrives at a URI the Gate owns, with the Gate collecting the request facts and handing them to the UniversalNavigator, which dispatches to the tool that handles it. The Gate is a proxy: it dispatches to nothing but the navigator, and the navigator is the only node that takes external traffic.</w:t>
-      </w:r>
-    </w:p>
-    <w:p>
-      <w:pPr/>
-      <w:r>
-        <w:t>One divergence to hand up. The sentence above follows the target design, where the Gate is a dumb proxy and the UniversalNavigator dispatches. If REQ-B-001's own text instead places the dispatch on the Gate, the requirement and the design disagree; the requirement is authoritative, and which one governs is yours to resolve, not mine to settle inside this plan.</w:t>
+        <w:t xml:space="preserve">Unscheduled — no phase above owns it. The secrets and debug routes are marked for deletion, but none of the six phases schedules removing them: Phase 5 retires Code/ files, not routes. Which phase owns that deletion is the operator's to assign — this plan records the gap rather than closing it.</w:t>
       </w:r>
     </w:p>
     <w:tbl>
@@ -2423,66 +2260,12 @@
               <w:rPr>
                 <w:sz w:val="22"/>
               </w:rPr>
-              <w:t>deletion, owned by this phase: both are client-reachable routes outside the Gate, so they go the way /welcome does — the call site rerouted, then the route itself deleted so the door is closed and not merely left ajar</w:t>
+              <w:t>deletion, but unscheduled: both are client-reachable routes outside the Gate, so they would go the way /welcome does — the call site rerouted, then the route itself deleted so the door is closed and not merely left ajar — but no phase above schedules that, and which phase owns it is the operator's to assign</w:t>
             </w:r>
           </w:p>
         </w:tc>
       </w:tr>
     </w:tbl>
-    <w:p/>
-    <w:p>
-      <w:r>
-        <w:rPr>
-          <w:i/>
-        </w:rPr>
-        <w:t>Proof:</w:t>
-      </w:r>
-      <w:r>
-        <w:t xml:space="preserve"> every client-reachable route outside the Gate is either dispatched through it or gone, and a check enumerates the routes each service exposes and compares them against the Gate's dispatch map. At the target that dispatch map is the registry's routes — the same closed set of five call types, each with its proof — so this check becomes the registry's rather than a parallel map maintained beside it. The secrets and debug routes have no dispatched form to move to, so this phase simply deletes them, and the same route-enumeration check confirms the move by their absence from every service's exposed set.</w:t>
-      </w:r>
-    </w:p>
-    <w:p>
-      <w:r>
-        <w:rPr>
-          <w:b/>
-        </w:rPr>
-        <w:t>One honest note on sequence.</w:t>
-      </w:r>
-      <w:r>
-        <w:t xml:space="preserve"> This phase does not depend on the others and the others do not depend on it. It is placed here because that is where it was found, not because anything blocks it — it could run first.</w:t>
-      </w:r>
-    </w:p>
-    <w:p>
-      <w:pPr>
-        <w:pStyle w:val="Heading3"/>
-      </w:pPr>
-      <w:r>
-        <w:t>Phase 6 — delete the directory</w:t>
-      </w:r>
-    </w:p>
-    <w:p>
-      <w:r>
-        <w:rPr>
-          <w:rFonts w:ascii="Consolas" w:hAnsi="Consolas"/>
-          <w:sz w:val="17"/>
-        </w:rPr>
-        <w:t>git rm -r Code</w:t>
-      </w:r>
-      <w:r>
-        <w:t>. The directory ceases to exist, gate 1 stays green permanently, and any future commit that reintroduces a path under it is refused.</w:t>
-      </w:r>
-    </w:p>
-    <w:p>
-      <w:r>
-        <w:rPr>
-          <w:i/>
-        </w:rPr>
-        <w:t>Proof:</w:t>
-      </w:r>
-      <w:r>
-        <w:t xml:space="preserve"> the three commands in §0 agree.</w:t>
-      </w:r>
-    </w:p>
     <w:p>
       <w:pPr>
         <w:pStyle w:val="Heading2"/>
@@ -2537,7 +2320,7 @@
     </w:p>
     <w:p>
       <w:r>
-        <w:t>Every move in Phases 2, 3 and 5 is the same five, and the existing gates make a half-done step fail loudly rather than ship.</w:t>
+        <w:t xml:space="preserve">Every file relocation in Phases 2, 4 and 5 is the same five, and the existing gates make a half-done step fail loudly rather than ship.</w:t>
       </w:r>
     </w:p>
     <w:tbl>
@@ -3012,13 +2795,7 @@
         <w:pStyle w:val="ListBullet"/>
       </w:pPr>
       <w:r>
-        <w:rPr>
-          <w:b/>
-        </w:rPr>
-        <w:t>It does not change what a person sees</w:t>
-      </w:r>
-      <w:r>
-        <w:t>, until Phase 5 adds the facility taxonomy panel. Every phase before that is structural.</w:t>
+        <w:t xml:space="preserve">It does not change what a person sees, until Phase 4 adds the facility taxonomy panel. Every phase before that is structural.</w:t>
       </w:r>
     </w:p>
     <w:p>
@@ -3056,6 +2833,462 @@
       </w:r>
       <w:r>
         <w:t xml:space="preserve"> is not held to what the repository says remains open and is larger than this plan.</w:t>
+      </w:r>
+    </w:p>
+    <w:p/>
+    <w:p>
+      <w:pPr>
+        <w:pStyle w:val="Heading2"/>
+      </w:pPr>
+      <w:r>
+        <w:t>Appendix — Findings, Issues and Open Issues</w:t>
+      </w:r>
+    </w:p>
+    <w:p>
+      <w:pPr/>
+      <w:r>
+        <w:t>Every finding, issue and open issue this chapter names, gathered in one place so none is lost as the plan is remade. A finding is an observed fact about the code or the record, past or present. An issue is a known problem this plan works around rather than closes. An open issue is an unresolved decision or an unscheduled piece of work whose owner is the operator. Entries 1-20 are drawn from the chapter body; entries 21-25 were surfaced by the current-state audit of 2026-09-18 and are new to this appendix.</w:t>
+      </w:r>
+    </w:p>
+    <w:p>
+      <w:pPr>
+        <w:pStyle w:val="Heading3"/>
+      </w:pPr>
+      <w:r>
+        <w:t>From the chapter body</w:t>
+      </w:r>
+    </w:p>
+    <w:p>
+      <w:r>
+        <w:rPr>
+          <w:b/>
+        </w:rPr>
+        <w:t xml:space="preserve">1. </w:t>
+      </w:r>
+      <w:r>
+        <w:rPr>
+          <w:b/>
+        </w:rPr>
+        <w:t xml:space="preserve">[Finding] </w:t>
+      </w:r>
+      <w:r>
+        <w:t>Eighty-eight percent of declared files are attributed to the wrong feature. The previous refactor produced this with a green build throughout, because every gate checks that a declaration is well formed and that the declared thing is present, and none checks that the declaration is true.</w:t>
+      </w:r>
+    </w:p>
+    <w:p>
+      <w:r>
+        <w:rPr>
+          <w:b/>
+        </w:rPr>
+        <w:t xml:space="preserve">2. </w:t>
+      </w:r>
+      <w:r>
+        <w:rPr>
+          <w:b/>
+        </w:rPr>
+        <w:t xml:space="preserve">[Finding] </w:t>
+      </w:r>
+      <w:r>
+        <w:t>The capability catalogue is stated in three places with three different contents. There is no single source of truth for which capabilities exist.</w:t>
+      </w:r>
+    </w:p>
+    <w:p>
+      <w:r>
+        <w:rPr>
+          <w:b/>
+        </w:rPr>
+        <w:t xml:space="preserve">3. </w:t>
+      </w:r>
+      <w:r>
+        <w:rPr>
+          <w:b/>
+        </w:rPr>
+        <w:t xml:space="preserve">[Finding] </w:t>
+      </w:r>
+      <w:r>
+        <w:t>A tool is declared and shipped that nothing imports, sitting beside a tool that runs and is declared nowhere. Drift runs in both directions and no existing gate catches the reverse one.</w:t>
+      </w:r>
+    </w:p>
+    <w:p>
+      <w:r>
+        <w:rPr>
+          <w:b/>
+        </w:rPr>
+        <w:t xml:space="preserve">4. </w:t>
+      </w:r>
+      <w:r>
+        <w:rPr>
+          <w:b/>
+        </w:rPr>
+        <w:t xml:space="preserve">[Finding] </w:t>
+      </w:r>
+      <w:r>
+        <w:t>The conformance check reports green while the principle it tests is violated in nine places.</w:t>
+      </w:r>
+    </w:p>
+    <w:p>
+      <w:r>
+        <w:rPr>
+          <w:b/>
+        </w:rPr>
+        <w:t xml:space="preserve">5. </w:t>
+      </w:r>
+      <w:r>
+        <w:rPr>
+          <w:b/>
+        </w:rPr>
+        <w:t xml:space="preserve">[Finding] </w:t>
+      </w:r>
+      <w:r>
+        <w:t>Two careful readings of the same code once produced different counts of conforming tools, because the readers disagreed about what conformance means at the edges. The twelve-cell reading was introduced to end that disagreement by measuring each cell mechanically.</w:t>
+      </w:r>
+    </w:p>
+    <w:p>
+      <w:r>
+        <w:rPr>
+          <w:b/>
+        </w:rPr>
+        <w:t xml:space="preserve">6. </w:t>
+      </w:r>
+      <w:r>
+        <w:rPr>
+          <w:b/>
+        </w:rPr>
+        <w:t xml:space="preserve">[Finding] </w:t>
+      </w:r>
+      <w:r>
+        <w:t>The gate that reports green today does so because it was written from a description of a bypass that no longer exists, while the real bypass runs untouched. A check that names a mechanism inherits that mechanism's lifetime; a check must name an effect and exhibit a live true positive before it counts as built.</w:t>
+      </w:r>
+    </w:p>
+    <w:p>
+      <w:r>
+        <w:rPr>
+          <w:b/>
+        </w:rPr>
+        <w:t xml:space="preserve">7. </w:t>
+      </w:r>
+      <w:r>
+        <w:rPr>
+          <w:b/>
+        </w:rPr>
+        <w:t xml:space="preserve">[Finding] </w:t>
+      </w:r>
+      <w:r>
+        <w:t>Baseline twelve-cell reading of the three capabilities (provider, facility, clinical trial) across four faces (search, vocabulary, detail, selection): six live, two declared and dead, one borrowed, three absent. This is the number every later phase is measured against.</w:t>
+      </w:r>
+    </w:p>
+    <w:p>
+      <w:r>
+        <w:rPr>
+          <w:b/>
+        </w:rPr>
+        <w:t xml:space="preserve">8. </w:t>
+      </w:r>
+      <w:r>
+        <w:rPr>
+          <w:b/>
+        </w:rPr>
+        <w:t xml:space="preserve">[Finding] </w:t>
+      </w:r>
+      <w:r>
+        <w:t>The forgeable presence proof. Content-hash drift is not refused on dev, qa or prod: the build rewrites every hash from disk before the gate runs, and the deploy-side crosswalk is reachable only from the local deploy. Only the presence check -- a declared file that is missing -- holds everywhere. The plan does not fix this.</w:t>
+      </w:r>
+    </w:p>
+    <w:p>
+      <w:r>
+        <w:rPr>
+          <w:b/>
+        </w:rPr>
+        <w:t xml:space="preserve">9. </w:t>
+      </w:r>
+      <w:r>
+        <w:rPr>
+          <w:b/>
+        </w:rPr>
+        <w:t xml:space="preserve">[Finding] </w:t>
+      </w:r>
+      <w:r>
+        <w:t>The agent holds an unconditioned Owner grant beside a conditioned one (BUG-010). Named as a finding the plan does not fix; scheduling it is the operator's.</w:t>
+      </w:r>
+    </w:p>
+    <w:p>
+      <w:r>
+        <w:rPr>
+          <w:b/>
+        </w:rPr>
+        <w:t xml:space="preserve">10. </w:t>
+      </w:r>
+      <w:r>
+        <w:rPr>
+          <w:b/>
+        </w:rPr>
+        <w:t xml:space="preserve">[Finding] </w:t>
+      </w:r>
+      <w:r>
+        <w:t>Cross-frame code execution. Named as a finding the plan does not fix; scheduling it is the operator's.</w:t>
+      </w:r>
+    </w:p>
+    <w:p>
+      <w:r>
+        <w:rPr>
+          <w:b/>
+        </w:rPr>
+        <w:t xml:space="preserve">11. </w:t>
+      </w:r>
+      <w:r>
+        <w:rPr>
+          <w:b/>
+        </w:rPr>
+        <w:t xml:space="preserve">[Finding] </w:t>
+      </w:r>
+      <w:r>
+        <w:t>The scoped-fire destruction -- a state-scoped pipeline fire that replaces the whole served collection (BUG-009). Named as a finding the plan does not fix; scheduling it is the operator's.</w:t>
+      </w:r>
+    </w:p>
+    <w:p>
+      <w:r>
+        <w:rPr>
+          <w:b/>
+        </w:rPr>
+        <w:t xml:space="preserve">12. </w:t>
+      </w:r>
+      <w:r>
+        <w:rPr>
+          <w:b/>
+        </w:rPr>
+        <w:t xml:space="preserve">[Issue] </w:t>
+      </w:r>
+      <w:r>
+        <w:t>An undeclared file is silently not shipped (BUG-011). This is why the conformance gate, not the build alone, confirms a step is complete; the build does not object to a file it was never told about.</w:t>
+      </w:r>
+    </w:p>
+    <w:p>
+      <w:r>
+        <w:rPr>
+          <w:b/>
+        </w:rPr>
+        <w:t xml:space="preserve">13. </w:t>
+      </w:r>
+      <w:r>
+        <w:rPr>
+          <w:b/>
+        </w:rPr>
+        <w:t xml:space="preserve">[Issue] </w:t>
+      </w:r>
+      <w:r>
+        <w:t>Only three of the files under Shared/ops/tools are declared in the deployment record. The rest ship, or fail to, without a declaration to check them against.</w:t>
+      </w:r>
+    </w:p>
+    <w:p>
+      <w:r>
+        <w:rPr>
+          <w:b/>
+        </w:rPr>
+        <w:t xml:space="preserve">14. </w:t>
+      </w:r>
+      <w:r>
+        <w:rPr>
+          <w:b/>
+        </w:rPr>
+        <w:t xml:space="preserve">[Open issue] </w:t>
+      </w:r>
+      <w:r>
+        <w:t>The third_party_callback and static_witness seams -- the traffic the firm does not originate -- are drawn by no scheduled phase. Their owning phase is the operator's to assign.</w:t>
+      </w:r>
+    </w:p>
+    <w:p>
+      <w:r>
+        <w:rPr>
+          <w:b/>
+        </w:rPr>
+        <w:t xml:space="preserve">15. </w:t>
+      </w:r>
+      <w:r>
+        <w:rPr>
+          <w:b/>
+        </w:rPr>
+        <w:t xml:space="preserve">[Open issue] </w:t>
+      </w:r>
+      <w:r>
+        <w:t>The new Rule-065 pre-commit enforcement that holds the migrated architecture needs a rule_statement tracing to a requirement; the precise invariant is the operator's to author. It cannot be enabled codebase-wide until the migration radiates.</w:t>
+      </w:r>
+    </w:p>
+    <w:p>
+      <w:r>
+        <w:rPr>
+          <w:b/>
+        </w:rPr>
+        <w:t xml:space="preserve">16. </w:t>
+      </w:r>
+      <w:r>
+        <w:rPr>
+          <w:b/>
+        </w:rPr>
+        <w:t xml:space="preserve">[Open issue] </w:t>
+      </w:r>
+      <w:r>
+        <w:t>The secrets and debug routes are marked for deletion, but none of the six phases schedules their removal -- Phase 5 retires Code/ files, not routes. Both are client-reachable routes outside the Gate; which phase owns the deletion is the operator's to assign.</w:t>
+      </w:r>
+    </w:p>
+    <w:p>
+      <w:r>
+        <w:rPr>
+          <w:b/>
+        </w:rPr>
+        <w:t xml:space="preserve">17. </w:t>
+      </w:r>
+      <w:r>
+        <w:rPr>
+          <w:b/>
+        </w:rPr>
+        <w:t xml:space="preserve">[Open issue] </w:t>
+      </w:r>
+      <w:r>
+        <w:t>Session issuance is blocked on an operator decision: an unauthenticated op on the Gate weakens "no op is exempt", a separate endpoint weakens "one entrance".</w:t>
+      </w:r>
+    </w:p>
+    <w:p>
+      <w:r>
+        <w:rPr>
+          <w:b/>
+        </w:rPr>
+        <w:t xml:space="preserve">18. </w:t>
+      </w:r>
+      <w:r>
+        <w:rPr>
+          <w:b/>
+        </w:rPr>
+        <w:t xml:space="preserve">[Open issue] </w:t>
+      </w:r>
+      <w:r>
+        <w:t>Facility detail is served today by ProviderDetailTool with entity_type=2 (the "borrowed" cell). It gets its own tool, or a stated decision that sharing one is correct.</w:t>
+      </w:r>
+    </w:p>
+    <w:p>
+      <w:r>
+        <w:rPr>
+          <w:b/>
+        </w:rPr>
+        <w:t xml:space="preserve">19. </w:t>
+      </w:r>
+      <w:r>
+        <w:rPr>
+          <w:b/>
+        </w:rPr>
+        <w:t xml:space="preserve">[Open issue] </w:t>
+      </w:r>
+      <w:r>
+        <w:t>Several file populations are drawn without a destination on purpose, because choosing one is an architecture decision: the certs (6) and prompt_system_maker.py (1) under the legacy tree, the app shell (6) and the backend tests (14). Their destinations are the operator's to set.</w:t>
+      </w:r>
+    </w:p>
+    <w:p>
+      <w:r>
+        <w:rPr>
+          <w:b/>
+        </w:rPr>
+        <w:t xml:space="preserve">20. </w:t>
+      </w:r>
+      <w:r>
+        <w:rPr>
+          <w:b/>
+        </w:rPr>
+        <w:t xml:space="preserve">[Open issue] </w:t>
+      </w:r>
+      <w:r>
+        <w:t>Two risks the plan flags as stall conditions it will escalate rather than resolve: (a) a capability's routes will not separate cleanly because two share state through a module-level object -- likely the specialty/provider pair; and (b) the general case of BUG-008 (what is deployed is not held to what the repository says) remains open -- gate 2 closes only the tool-level reverse direction. Related: a capability that has moved but names no page it belongs to is a seam half-drawn, caught by the registry's page-membership rule.</w:t>
+      </w:r>
+    </w:p>
+    <w:p>
+      <w:pPr>
+        <w:pStyle w:val="Heading3"/>
+      </w:pPr>
+      <w:r>
+        <w:t>New -- surfaced by the current-state audit (2026-09-18)</w:t>
+      </w:r>
+    </w:p>
+    <w:p>
+      <w:r>
+        <w:rPr>
+          <w:b/>
+        </w:rPr>
+        <w:t xml:space="preserve">21. </w:t>
+      </w:r>
+      <w:r>
+        <w:rPr>
+          <w:b/>
+        </w:rPr>
+        <w:t xml:space="preserve">[Finding] </w:t>
+      </w:r>
+      <w:r>
+        <w:t>The top-level Code/ directory is already gone -- both on disk (test -d Code is false) and in git (git ls-files Code is empty). What remains is a set of per-component Code/ subdirectories: FindCare/Code (7 tracked files), evaluateCare/Code (7), sharedServices/Code (75), and pipeline/Code (189, EPIC-010, out of this plan's scope). The chapter's premise of one top-level Code/ holding "seventy-one tracked files" is stale; the number that matters for FindCare now is 7.</w:t>
+      </w:r>
+    </w:p>
+    <w:p>
+      <w:r>
+        <w:rPr>
+          <w:b/>
+        </w:rPr>
+        <w:t xml:space="preserve">22. </w:t>
+      </w:r>
+      <w:r>
+        <w:rPr>
+          <w:b/>
+        </w:rPr>
+        <w:t xml:space="preserve">[Open issue] </w:t>
+      </w:r>
+      <w:r>
+        <w:t>The exit-criterion section and the built gate 1 both test the bare substring "Code/", which matches every per-component Code/ path (FindCare/Code/, evaluateCare/Code/, sharedServices/Code/, pipeline/Code/). Running refactor_conformance.py today reports gate 1 RED with files_still_in_it=0 but files_pointing_at_it=54 and references=453 -- 168 of them in deployment_architecture.json alone -- because it counts references into the living per-component trees. The criterion as written can never go green while any per-component Code/ dir exists and conflates the deleted legacy tree with the current structure. The corrected exit criterion must name the specific legacy tree being retired (FindCare/Code, and each component's Code/ as its app.py collapses), not the substring "Code/".</w:t>
+      </w:r>
+    </w:p>
+    <w:p>
+      <w:r>
+        <w:rPr>
+          <w:b/>
+        </w:rPr>
+        <w:t xml:space="preserve">23. </w:t>
+      </w:r>
+      <w:r>
+        <w:rPr>
+          <w:b/>
+        </w:rPr>
+        <w:t xml:space="preserve">[Finding] </w:t>
+      </w:r>
+      <w:r>
+        <w:t>The chapter's Phase 0 describes a "twelve-cell" conformance gate (three capabilities x four faces) reporting six live / two dead / one borrowed / three absent. The instrument actually on disk, refactor_conformance.py, implements three different gates -- "the legacy tree is gone", "declared equals dispatched", and "a declaration states where a tool is served" -- and no twelve-cell matrix. The remade plan's Phase 0 narrative must be reconciled with the built gate.</w:t>
+      </w:r>
+    </w:p>
+    <w:p>
+      <w:r>
+        <w:rPr>
+          <w:b/>
+        </w:rPr>
+        <w:t xml:space="preserve">24. </w:t>
+      </w:r>
+      <w:r>
+        <w:rPr>
+          <w:b/>
+        </w:rPr>
+        <w:t xml:space="preserve">[Finding] </w:t>
+      </w:r>
+      <w:r>
+        <w:t>Phase 1 is partially complete and the chapter treats it as one undifferentiated step. The base contract ChatHealthyTool exists in the library and is subclassed by 19 tools; the CapabilityContract also exists but is adopted by 0 capabilities. The record names tools in PascalCase (ProviderSearch) while the code declares TOOL_NAME in snake_case (provider_search), so gate 2 returns "CANNOT EVALUATE -- no join exists" rather than a violation count. Adopting CapabilityContract and reconciling the naming convention is the remaining Phase 1 work.</w:t>
+      </w:r>
+    </w:p>
+    <w:p>
+      <w:r>
+        <w:rPr>
+          <w:b/>
+        </w:rPr>
+        <w:t xml:space="preserve">25. </w:t>
+      </w:r>
+      <w:r>
+        <w:rPr>
+          <w:b/>
+        </w:rPr>
+        <w:t xml:space="preserve">[Finding] </w:t>
+      </w:r>
+      <w:r>
+        <w:t>Phases 2 and 3 have not started. Three app.py files remain uncollapsed -- FindCare/Code/app.py (1963 lines), sharedServices/Code/app.py (534), evaluateCare/Code/app.py (188) -- so Phase 2 is not done. The router (sharedServices/Code/AuthorizationsAndAuthentications/universal_navigation_tool.py) still holds its per-capability tables (_ACTION_PAGES, _OP_HANDLERS, _TURN_OPS), its inline findAProvider / findAFacility / specialtySearch branches, and 83 httpx/stream references, so Phase 3 is not done. The target-shaped FindCare feature dirs (ProviderManagement, ProviderDetail, SpecialtyFilter, ClinicalTrials, ProviderList, Geo) already exist alongside FindCare/Code, so the migration is mid-flight, not un-started.</w:t>
       </w:r>
     </w:p>
     <w:sectPr>
